--- a/05_cong_bo_cung_cap_thong_tin/PL1_Mau_72_cong_bo_noi_dung_dang_ky_thanh_lap_doanh_nghiep.docx
+++ b/05_cong_bo_cung_cap_thong_tin/PL1_Mau_72_cong_bo_noi_dung_dang_ky_thanh_lap_doanh_nghiep.docx
@@ -2778,65 +2778,6 @@
       <w:pPr>
         <w:spacing w:before="120"/>
       </w:pPr>
-      <w:r>
-        <w:rPr>
-          <w:rFonts w:ascii="Arial" w:hAnsi="Arial" w:cs="Arial"/>
-          <w:sz w:val="24"/>
-          <w:sz-cs w:val="24"/>
-        </w:rPr>
-        <w:t xml:space="preserve">(</w:t>
-      </w:r>
-      <w:r>
-        <w:rPr>
-          <w:rFonts w:ascii="Arial" w:hAnsi="Arial" w:cs="Arial"/>
-          <w:sz w:val="24"/>
-          <w:sz-cs w:val="24"/>
-          <w:i/>
-        </w:rPr>
-        <w:t xml:space="preserve">VNĐ và giá trị tương đương theo đơn vị tiền nước ngoài, nếu có</w:t>
-      </w:r>
-      <w:r>
-        <w:rPr>
-          <w:rFonts w:ascii="Arial" w:hAnsi="Arial" w:cs="Arial"/>
-          <w:sz w:val="24"/>
-          <w:sz-cs w:val="24"/>
-        </w:rPr>
-        <w:t xml:space="preserve">)</w:t>
-      </w:r>
-      <w:r>
-        <w:rPr>
-          <w:rFonts w:ascii="Arial" w:hAnsi="Arial" w:cs="Arial"/>
-          <w:sz w:val="24"/>
-          <w:sz-cs w:val="24"/>
-          <w:i/>
-        </w:rPr>
-        <w:t xml:space="preserve"/>
-      </w:r>
-      <w:r>
-        <w:rPr>
-          <w:rFonts w:ascii="Arial" w:hAnsi="Arial" w:cs="Arial"/>
-          <w:sz w:val="24"/>
-          <w:sz-cs w:val="24"/>
-        </w:rPr>
-        <w:t xml:space="preserve">Tỷ lệ (</w:t>
-      </w:r>
-      <w:r>
-        <w:rPr>
-          <w:rFonts w:ascii="Arial" w:hAnsi="Arial" w:cs="Arial"/>
-          <w:sz w:val="24"/>
-          <w:sz-cs w:val="24"/>
-          <w:i/>
-        </w:rPr>
-        <w:t xml:space="preserve">%</w:t>
-      </w:r>
-      <w:r>
-        <w:rPr>
-          <w:rFonts w:ascii="Arial" w:hAnsi="Arial" w:cs="Arial"/>
-          <w:sz w:val="24"/>
-          <w:sz-cs w:val="24"/>
-        </w:rPr>
-        <w:t xml:space="preserve">)Ghi chú (nếu có)</w:t>
-      </w:r>
       <w:r>
         <w:rPr>
           <w:rFonts w:ascii="Arial" w:hAnsi="Arial" w:cs="Arial"/>
